--- a/manuscript/analysis_notes/04_soil_carbon_stocks.docx
+++ b/manuscript/analysis_notes/04_soil_carbon_stocks.docx
@@ -64,11 +64,6 @@
     <w:p>
       <w:r>
         <w:t>Location tests are Kruskal-Wallis followed by two-sided tie-corrected Dunn comparisons. Benjamini-Hochberg adjustment covers three pairs separately for each reference-mass interval, each fixed-depth interval and each supplementary property. Letters use adjusted p &lt; 0.05; shared letters indicate no detected difference. These tests describe sampled-core contrasts and assume core independence. They do not resolve spatial clustering or identify replicated land-use effects.</w:t>
-      </w:r>
-    </w:p>
-    <w:p>
-      <w:r>
-        <w:br w:type="page"/>
       </w:r>
     </w:p>
     <w:p>
@@ -2101,11 +2096,6 @@
       </w:r>
     </w:p>
     <w:p>
-      <w:r>
-        <w:br w:type="page"/>
-      </w:r>
-    </w:p>
-    <w:p>
       <w:pPr>
         <w:pStyle w:val="Heading1"/>
       </w:pPr>
@@ -2115,13 +2105,14 @@
     </w:p>
     <w:p>
       <w:pPr>
+        <w:keepNext/>
         <w:jc w:val="center"/>
       </w:pPr>
       <w:r>
         <w:drawing>
           <wp:inline xmlns:a="http://schemas.openxmlformats.org/drawingml/2006/main" xmlns:pic="http://schemas.openxmlformats.org/drawingml/2006/picture">
             <wp:extent cx="5943600" cy="3566160"/>
-            <wp:docPr id="1" name="Picture 1" descr="Figure 1 ESM-corrected SOC stocks for the 0 to 15 cm and 15 to 30 cm reference mass depths. Labels denote arable reference depths. Letters compare land covers within each mass interval. Boxes show median and IQR; whiskers use 1.5 times IQR; points are core estimates."/>
+            <wp:docPr id="1" name="Picture 1" descr="Figure 1 Equivalent-soil-mass (ESM) soil organic carbon (SOC) stocks for the upper reference mass and lower reference-mass increment, defined by mean arable soil masses at 0 to 15 cm and 15 to 30 cm. These are reference mass intervals; physical depths vary among profiles. Boxes show medians and interquartile ranges, whiskers extend to the most extreme values within 1.5 times the interquartile range, and points show individual profiles. Letters compare land covers separately within each mass interval using two-sided Dunn tests with Benjamini-Hochberg adjustment across three pairs at p &lt; 0.05. Shared letters indicate no detected difference, rather than equivalence. Tests are exploratory and assume independent profiles."/>
             <wp:cNvGraphicFramePr>
               <a:graphicFrameLocks noChangeAspect="1"/>
             </wp:cNvGraphicFramePr>
@@ -2157,7 +2148,7 @@
         <w:pStyle w:val="Caption"/>
       </w:pPr>
       <w:r>
-        <w:t>Figure 1 ESM-corrected SOC stocks for the 0 to 15 cm and 15 to 30 cm reference mass depths. Labels denote arable reference depths. Letters compare land covers within each mass interval. Boxes show median and IQR; whiskers use 1.5 times IQR; points are core estimates.</w:t>
+        <w:t>Figure 1 Equivalent-soil-mass (ESM) soil organic carbon (SOC) stocks for the upper reference mass and lower reference-mass increment, defined by mean arable soil masses at 0 to 15 cm and 15 to 30 cm. These are reference mass intervals; physical depths vary among profiles. Boxes show medians and interquartile ranges, whiskers extend to the most extreme values within 1.5 times the interquartile range, and points show individual profiles. Letters compare land covers separately within each mass interval using two-sided Dunn tests with Benjamini-Hochberg adjustment across three pairs at p &lt; 0.05. Shared letters indicate no detected difference, rather than equivalence. Tests are exploratory and assume independent profiles.</w:t>
       </w:r>
     </w:p>
     <w:p>
@@ -2743,11 +2734,6 @@
       </w:r>
     </w:p>
     <w:p>
-      <w:r>
-        <w:br w:type="page"/>
-      </w:r>
-    </w:p>
-    <w:p>
       <w:pPr>
         <w:pStyle w:val="Heading1"/>
       </w:pPr>
@@ -2757,13 +2743,14 @@
     </w:p>
     <w:p>
       <w:pPr>
+        <w:keepNext/>
         <w:jc w:val="center"/>
       </w:pPr>
       <w:r>
         <w:drawing>
           <wp:inline xmlns:a="http://schemas.openxmlformats.org/drawingml/2006/main" xmlns:pic="http://schemas.openxmlformats.org/drawingml/2006/picture">
-            <wp:extent cx="5943600" cy="5056496"/>
-            <wp:docPr id="2" name="Picture 2" descr="Figure S1 Each facet is an alley or tree-row core. Black points are measured cumulative endpoints joined linearly from the origin. Purple dashed segments extend the final measured slope. Dotted vertical lines show arable reference masses. Blue triangles and orange squares represent ESM-corrected 0 to 15 cm and 0 to 30 cm SOC stocks. Asterisks mark upper-only shallow-bedrock cores."/>
+            <wp:extent cx="5586984" cy="4753105"/>
+            <wp:docPr id="2" name="Picture 2" descr="Figure S1 Each facet shows one alley or tree-row core, labeled by land cover and company core number in Field 2, on shared axes. Black points show measured cumulative soil-mass and SOC-stock endpoints joined linearly from the origin. Purple dashed segments extend the final measured layer using its SOC concentration. Grey dotted lines mark arable mean cumulative reference masses of 1775 and 3733 Mg soil per hectare. Coloured symbols identify ESM-corrected stocks at the upper and total reference masses, as identified in the legend. An asterisk in a facet label indicates a shallow-bedrock core for which only an upper-reference estimate is retained; no lower increment or full-profile estimate is calculated. Reference depth labels describe arable depths rather than actual depths in each core."/>
             <wp:cNvGraphicFramePr>
               <a:graphicFrameLocks noChangeAspect="1"/>
             </wp:cNvGraphicFramePr>
@@ -2783,7 +2770,7 @@
                   <pic:spPr>
                     <a:xfrm>
                       <a:off x="0" y="0"/>
-                      <a:ext cx="5943600" cy="5056496"/>
+                      <a:ext cx="5586984" cy="4753105"/>
                     </a:xfrm>
                     <a:prstGeom prst="rect"/>
                   </pic:spPr>
@@ -2799,7 +2786,7 @@
         <w:pStyle w:val="Caption"/>
       </w:pPr>
       <w:r>
-        <w:t>Figure S1 Each facet is an alley or tree-row core. Black points are measured cumulative endpoints joined linearly from the origin. Purple dashed segments extend the final measured slope. Dotted vertical lines show arable reference masses. Blue triangles and orange squares represent ESM-corrected 0 to 15 cm and 0 to 30 cm SOC stocks. Asterisks mark upper-only shallow-bedrock cores.</w:t>
+        <w:t>Figure S1 Each facet shows one alley or tree-row core, labeled by land cover and company core number in Field 2, on shared axes. Black points show measured cumulative soil-mass and SOC-stock endpoints joined linearly from the origin. Purple dashed segments extend the final measured layer using its SOC concentration. Grey dotted lines mark arable mean cumulative reference masses of 1775 and 3733 Mg soil per hectare. Coloured symbols identify ESM-corrected stocks at the upper and total reference masses, as identified in the legend. An asterisk in a facet label indicates a shallow-bedrock core for which only an upper-reference estimate is retained; no lower increment or full-profile estimate is calculated. Reference depth labels describe arable depths rather than actual depths in each core.</w:t>
       </w:r>
     </w:p>
     <w:p>
@@ -2831,11 +2818,6 @@
     <w:p>
       <w:r>
         <w:t>Former cropping treatment is confounded with block and sampled row band in this soil subset, as documented in the provenance record. Cores are spatial subsamples. Upscaling requires tree-row and alley area fractions, a comparable arable baseline and compatible area and carbon units with aboveground stocks. A stock contrast requires an explicit baseline and timescale before interpretation as a sequestration rate.</w:t>
-      </w:r>
-    </w:p>
-    <w:p>
-      <w:r>
-        <w:br w:type="page"/>
       </w:r>
     </w:p>
     <w:p>
@@ -3121,6 +3103,51 @@
     <w:p>
       <w:r>
         <w:t>The dataset corrects legacy 1_tree_25 to Arable reference and preserves source precision. Existing SOC analysis scripts and numerical outputs have not yet been switched or rerun. Subsequent recalculation must use the new input and stable company IDs. Build with scripts/build_site_soil_data.py followed by scripts/build_site_soil_workbook.mjs; the original company results and scenario workbook remain unchanged.</w:t>
+      </w:r>
+    </w:p>
+    <w:p>
+      <w:pPr>
+        <w:pStyle w:val="Heading1"/>
+        <w:pageBreakBefore/>
+      </w:pPr>
+      <w:r>
+        <w:t>Descriptions for additional figure exports</w:t>
+      </w:r>
+    </w:p>
+    <w:p>
+      <w:pPr>
+        <w:pStyle w:val="Heading2"/>
+      </w:pPr>
+      <w:r>
+        <w:t>soc stock by depth</w:t>
+      </w:r>
+    </w:p>
+    <w:p>
+      <w:r>
+        <w:t>Letters compare locations within each depth (Dunn, BH-adjusted p &lt; 0.05). Shared letters indicate no detected difference. Boxes: median and IQR; whiskers: 1.5 x IQR; points: samples.</w:t>
+      </w:r>
+    </w:p>
+    <w:p>
+      <w:r>
+        <w:t>Figure file: results/figures/soc_stock_by_depth.png</w:t>
+      </w:r>
+    </w:p>
+    <w:p>
+      <w:pPr>
+        <w:pStyle w:val="Heading2"/>
+      </w:pPr>
+      <w:r>
+        <w:t>soc stock 0 30</w:t>
+      </w:r>
+    </w:p>
+    <w:p>
+      <w:r>
+        <w:t>2024 complete measured profiles (n = 92). Boxes: median and IQR; whiskers: 1.5 x IQR.</w:t>
+      </w:r>
+    </w:p>
+    <w:p>
+      <w:r>
+        <w:t>Figure file: results/figures/soc_stock_0_30.png</w:t>
       </w:r>
     </w:p>
     <w:sectPr>

--- a/manuscript/analysis_notes/04_soil_carbon_stocks.docx
+++ b/manuscript/analysis_notes/04_soil_carbon_stocks.docx
@@ -15,12 +15,12 @@
         <w:pStyle w:val="Subtitle"/>
       </w:pPr>
       <w:r>
-        <w:t>Analysis notes for paper drafting   |   Updated 22 October 2026</w:t>
+        <w:t>Analysis notes for paper drafting   |   Updated 27 October 2026</w:t>
       </w:r>
     </w:p>
     <w:p>
       <w:r>
-        <w:t>This analysis quantifies soil organic carbon stocks, bulk density and SOC content in 2024 for the arable reference, alleys and tree rows. Linear equivalent soil mass correction compares stocks at the arable mean soil masses. Tabular total stocks support subsequent area scaling; reference-mass intervals support depth-related interpretation.</w:t>
+        <w:t>This analysis quantifies soil organic carbon stocks, bulk density and SOC content in 2024 for the arable reference, alleys and tree rows. Arable reference stocks remain fixed-depth observations. Linear equivalent soil mass correction evaluates alley and tree-row stocks at the arable mean soil masses. Tabular total stocks support subsequent area scaling; reference-mass intervals support depth-related interpretation.</w:t>
       </w:r>
     </w:p>
     <w:p>
@@ -48,12 +48,12 @@
     </w:p>
     <w:p>
       <w:r>
-        <w:t>For each core, join the origin and measured cumulative soil-mass and SOC-stock endpoints with straight segments, without splines. Evaluate stocks at the two reference masses using the segment bracketing each target. Where the upper reference exceeds the measured upper-layer mass in a complete profile, the extra mass takes the measured lower-layer SOC concentration. Complete profiles can extend beyond their measured total mass using the final layer slope. The lower reference-mass stock is total minus upper stock. Individual arable profiles are standardised to the same masses as alley and tree-row profiles.</w:t>
+        <w:t>For each core, join the origin and measured cumulative soil-mass and SOC-stock endpoints with straight segments, without splines. Evaluate stocks at the two reference masses using the segment bracketing each target. Where the upper reference exceeds the measured upper-layer mass in a complete profile, the extra mass takes the measured lower-layer SOC concentration. Complete profiles can extend beyond their measured total mass using the final layer slope. The lower reference-mass stock is total minus upper stock. Arable profiles retain their observed fixed-depth 0 to 15 cm and 15 to 30 cm stocks; they are not ESM corrected. Only alley and tree-row profiles are evaluated at the arable mean reference masses.</w:t>
       </w:r>
     </w:p>
     <w:p>
       <w:r>
-        <w:t>The 4 upper-only profiles are attributed to shallow bedrock. Retain an upper-reference estimate by evaluating their upper-layer slope, extending to the upper reference if necessary. This is a mass-standardisation assumption rather than an observation below bedrock. Do not calculate their lower-reference increment or total stock. Reference mass depth labels denote the arable 0 to 15 and 15 to 30 cm intervals, not equal physical depths in every core.</w:t>
+        <w:t>The three upper-only tree-row profiles are attributed to shallow bedrock. Retain their upper-reference estimates by evaluating the upper-layer slope, extending to the upper reference if necessary. The upper-only arable profile retains its measured fixed-depth upper stock. This is a mass-standardisation assumption rather than an observation below bedrock. Do not calculate their lower-reference increment or total stock. Reference mass depth labels denote the arable 0 to 15 and 15 to 30 cm intervals, not equal physical depths in every core.</w:t>
       </w:r>
     </w:p>
     <w:p>
@@ -112,11 +112,9 @@
             <w:shd w:fill="24435A"/>
           </w:tcPr>
           <w:p>
-            <w:pPr>
-              <w:spacing w:after="60" w:before="60"/>
-            </w:pPr>
             <w:r>
               <w:rPr>
+                <w:rFonts w:ascii="Arial" w:hAnsi="Arial"/>
                 <w:b/>
                 <w:color w:val="FFFFFF"/>
                 <w:sz w:val="19"/>
@@ -144,12 +142,9 @@
             <w:shd w:fill="24435A"/>
           </w:tcPr>
           <w:p>
-            <w:pPr>
-              <w:spacing w:after="60" w:before="60"/>
-              <w:jc w:val="center"/>
-            </w:pPr>
             <w:r>
               <w:rPr>
+                <w:rFonts w:ascii="Arial" w:hAnsi="Arial"/>
                 <w:b/>
                 <w:color w:val="FFFFFF"/>
                 <w:sz w:val="19"/>
@@ -177,12 +172,9 @@
             <w:shd w:fill="24435A"/>
           </w:tcPr>
           <w:p>
-            <w:pPr>
-              <w:spacing w:after="60" w:before="60"/>
-              <w:jc w:val="center"/>
-            </w:pPr>
             <w:r>
               <w:rPr>
+                <w:rFonts w:ascii="Arial" w:hAnsi="Arial"/>
                 <w:b/>
                 <w:color w:val="FFFFFF"/>
                 <w:sz w:val="19"/>
@@ -210,17 +202,14 @@
             <w:shd w:fill="24435A"/>
           </w:tcPr>
           <w:p>
-            <w:pPr>
-              <w:spacing w:after="60" w:before="60"/>
-              <w:jc w:val="center"/>
-            </w:pPr>
             <w:r>
               <w:rPr>
+                <w:rFonts w:ascii="Arial" w:hAnsi="Arial"/>
                 <w:b/>
                 <w:color w:val="FFFFFF"/>
                 <w:sz w:val="19"/>
               </w:rPr>
-              <w:t>Linear ESM</w:t>
+              <w:t>Reported stock</w:t>
             </w:r>
           </w:p>
         </w:tc>
@@ -243,17 +232,14 @@
             <w:shd w:fill="24435A"/>
           </w:tcPr>
           <w:p>
-            <w:pPr>
-              <w:spacing w:after="60" w:before="60"/>
-              <w:jc w:val="center"/>
-            </w:pPr>
             <w:r>
               <w:rPr>
+                <w:rFonts w:ascii="Arial" w:hAnsi="Arial"/>
                 <w:b/>
                 <w:color w:val="FFFFFF"/>
                 <w:sz w:val="19"/>
               </w:rPr>
-              <w:t>ESM SD</w:t>
+              <w:t>Reported SD</w:t>
             </w:r>
           </w:p>
         </w:tc>
@@ -281,11 +267,9 @@
             <w:shd w:fill="FFFFFF"/>
           </w:tcPr>
           <w:p>
-            <w:pPr>
-              <w:spacing w:after="60" w:before="60"/>
-            </w:pPr>
             <w:r>
               <w:rPr>
+                <w:rFonts w:ascii="Arial" w:hAnsi="Arial"/>
                 <w:b w:val="0"/>
                 <w:color w:val="000000"/>
                 <w:sz w:val="19"/>
@@ -313,12 +297,9 @@
             <w:shd w:fill="FFFFFF"/>
           </w:tcPr>
           <w:p>
-            <w:pPr>
-              <w:spacing w:after="60" w:before="60"/>
-              <w:jc w:val="center"/>
-            </w:pPr>
             <w:r>
               <w:rPr>
+                <w:rFonts w:ascii="Arial" w:hAnsi="Arial"/>
                 <w:b w:val="0"/>
                 <w:color w:val="000000"/>
                 <w:sz w:val="19"/>
@@ -346,12 +327,9 @@
             <w:shd w:fill="FFFFFF"/>
           </w:tcPr>
           <w:p>
-            <w:pPr>
-              <w:spacing w:after="60" w:before="60"/>
-              <w:jc w:val="center"/>
-            </w:pPr>
             <w:r>
               <w:rPr>
+                <w:rFonts w:ascii="Arial" w:hAnsi="Arial"/>
                 <w:b w:val="0"/>
                 <w:color w:val="000000"/>
                 <w:sz w:val="19"/>
@@ -379,17 +357,14 @@
             <w:shd w:fill="FFFFFF"/>
           </w:tcPr>
           <w:p>
-            <w:pPr>
-              <w:spacing w:after="60" w:before="60"/>
-              <w:jc w:val="center"/>
-            </w:pPr>
             <w:r>
               <w:rPr>
+                <w:rFonts w:ascii="Arial" w:hAnsi="Arial"/>
                 <w:b w:val="0"/>
                 <w:color w:val="000000"/>
                 <w:sz w:val="19"/>
               </w:rPr>
-              <w:t>59.14</w:t>
+              <w:t>59.36</w:t>
             </w:r>
           </w:p>
         </w:tc>
@@ -412,17 +387,14 @@
             <w:shd w:fill="FFFFFF"/>
           </w:tcPr>
           <w:p>
-            <w:pPr>
-              <w:spacing w:after="60" w:before="60"/>
-              <w:jc w:val="center"/>
-            </w:pPr>
             <w:r>
               <w:rPr>
+                <w:rFonts w:ascii="Arial" w:hAnsi="Arial"/>
                 <w:b w:val="0"/>
                 <w:color w:val="000000"/>
                 <w:sz w:val="19"/>
               </w:rPr>
-              <w:t>6.03</w:t>
+              <w:t>8.32</w:t>
             </w:r>
           </w:p>
         </w:tc>
@@ -450,11 +422,9 @@
             <w:shd w:fill="F2F5F7"/>
           </w:tcPr>
           <w:p>
-            <w:pPr>
-              <w:spacing w:after="60" w:before="60"/>
-            </w:pPr>
             <w:r>
               <w:rPr>
+                <w:rFonts w:ascii="Arial" w:hAnsi="Arial"/>
                 <w:b w:val="0"/>
                 <w:color w:val="000000"/>
                 <w:sz w:val="19"/>
@@ -482,12 +452,9 @@
             <w:shd w:fill="F2F5F7"/>
           </w:tcPr>
           <w:p>
-            <w:pPr>
-              <w:spacing w:after="60" w:before="60"/>
-              <w:jc w:val="center"/>
-            </w:pPr>
             <w:r>
               <w:rPr>
+                <w:rFonts w:ascii="Arial" w:hAnsi="Arial"/>
                 <w:b w:val="0"/>
                 <w:color w:val="000000"/>
                 <w:sz w:val="19"/>
@@ -515,12 +482,9 @@
             <w:shd w:fill="F2F5F7"/>
           </w:tcPr>
           <w:p>
-            <w:pPr>
-              <w:spacing w:after="60" w:before="60"/>
-              <w:jc w:val="center"/>
-            </w:pPr>
             <w:r>
               <w:rPr>
+                <w:rFonts w:ascii="Arial" w:hAnsi="Arial"/>
                 <w:b w:val="0"/>
                 <w:color w:val="000000"/>
                 <w:sz w:val="19"/>
@@ -548,12 +512,9 @@
             <w:shd w:fill="F2F5F7"/>
           </w:tcPr>
           <w:p>
-            <w:pPr>
-              <w:spacing w:after="60" w:before="60"/>
-              <w:jc w:val="center"/>
-            </w:pPr>
             <w:r>
               <w:rPr>
+                <w:rFonts w:ascii="Arial" w:hAnsi="Arial"/>
                 <w:b w:val="0"/>
                 <w:color w:val="000000"/>
                 <w:sz w:val="19"/>
@@ -581,12 +542,9 @@
             <w:shd w:fill="F2F5F7"/>
           </w:tcPr>
           <w:p>
-            <w:pPr>
-              <w:spacing w:after="60" w:before="60"/>
-              <w:jc w:val="center"/>
-            </w:pPr>
             <w:r>
               <w:rPr>
+                <w:rFonts w:ascii="Arial" w:hAnsi="Arial"/>
                 <w:b w:val="0"/>
                 <w:color w:val="000000"/>
                 <w:sz w:val="19"/>
@@ -619,11 +577,9 @@
             <w:shd w:fill="FFFFFF"/>
           </w:tcPr>
           <w:p>
-            <w:pPr>
-              <w:spacing w:after="60" w:before="60"/>
-            </w:pPr>
             <w:r>
               <w:rPr>
+                <w:rFonts w:ascii="Arial" w:hAnsi="Arial"/>
                 <w:b w:val="0"/>
                 <w:color w:val="000000"/>
                 <w:sz w:val="19"/>
@@ -651,12 +607,9 @@
             <w:shd w:fill="FFFFFF"/>
           </w:tcPr>
           <w:p>
-            <w:pPr>
-              <w:spacing w:after="60" w:before="60"/>
-              <w:jc w:val="center"/>
-            </w:pPr>
             <w:r>
               <w:rPr>
+                <w:rFonts w:ascii="Arial" w:hAnsi="Arial"/>
                 <w:b w:val="0"/>
                 <w:color w:val="000000"/>
                 <w:sz w:val="19"/>
@@ -684,12 +637,9 @@
             <w:shd w:fill="FFFFFF"/>
           </w:tcPr>
           <w:p>
-            <w:pPr>
-              <w:spacing w:after="60" w:before="60"/>
-              <w:jc w:val="center"/>
-            </w:pPr>
             <w:r>
               <w:rPr>
+                <w:rFonts w:ascii="Arial" w:hAnsi="Arial"/>
                 <w:b w:val="0"/>
                 <w:color w:val="000000"/>
                 <w:sz w:val="19"/>
@@ -717,12 +667,9 @@
             <w:shd w:fill="FFFFFF"/>
           </w:tcPr>
           <w:p>
-            <w:pPr>
-              <w:spacing w:after="60" w:before="60"/>
-              <w:jc w:val="center"/>
-            </w:pPr>
             <w:r>
               <w:rPr>
+                <w:rFonts w:ascii="Arial" w:hAnsi="Arial"/>
                 <w:b w:val="0"/>
                 <w:color w:val="000000"/>
                 <w:sz w:val="19"/>
@@ -750,12 +697,9 @@
             <w:shd w:fill="FFFFFF"/>
           </w:tcPr>
           <w:p>
-            <w:pPr>
-              <w:spacing w:after="60" w:before="60"/>
-              <w:jc w:val="center"/>
-            </w:pPr>
             <w:r>
               <w:rPr>
+                <w:rFonts w:ascii="Arial" w:hAnsi="Arial"/>
                 <w:b w:val="0"/>
                 <w:color w:val="000000"/>
                 <w:sz w:val="19"/>
@@ -773,7 +717,7 @@
     </w:p>
     <w:p>
       <w:r>
-        <w:t>Stocks are Mg C per hectare. Fixed depth is measured 0 to 30 cm; ESM is the arable 0 to 30 cm reference mass. Complete-profile counts apply to both totals. SD describes variation across cores, not uncertainty from independent experimental land-use replication.</w:t>
+        <w:t>Stocks are Mg C per hectare. Fixed depth is measured 0 to 30 cm for all land covers. Reported comparison stocks use fixed-depth arable values and ESM-corrected alley/tree-row values at the arable 0 to 30 cm reference mass. Complete-profile counts apply to both totals. SD describes variation across cores, not uncertainty from independent experimental land-use replication.</w:t>
       </w:r>
     </w:p>
     <w:tbl>
@@ -818,6 +762,7 @@
             </w:pPr>
             <w:r>
               <w:rPr>
+                <w:rFonts w:ascii="Arial" w:hAnsi="Arial"/>
                 <w:b/>
                 <w:color w:val="FFFFFF"/>
                 <w:sz w:val="19"/>
@@ -851,6 +796,7 @@
             </w:pPr>
             <w:r>
               <w:rPr>
+                <w:rFonts w:ascii="Arial" w:hAnsi="Arial"/>
                 <w:b/>
                 <w:color w:val="FFFFFF"/>
                 <w:sz w:val="19"/>
@@ -884,6 +830,7 @@
             </w:pPr>
             <w:r>
               <w:rPr>
+                <w:rFonts w:ascii="Arial" w:hAnsi="Arial"/>
                 <w:b/>
                 <w:color w:val="FFFFFF"/>
                 <w:sz w:val="19"/>
@@ -917,6 +864,7 @@
             </w:pPr>
             <w:r>
               <w:rPr>
+                <w:rFonts w:ascii="Arial" w:hAnsi="Arial"/>
                 <w:b/>
                 <w:color w:val="FFFFFF"/>
                 <w:sz w:val="19"/>
@@ -949,11 +897,9 @@
             <w:shd w:fill="FFFFFF"/>
           </w:tcPr>
           <w:p>
-            <w:pPr>
-              <w:spacing w:after="60" w:before="60"/>
-            </w:pPr>
             <w:r>
               <w:rPr>
+                <w:rFonts w:ascii="Arial" w:hAnsi="Arial"/>
                 <w:b w:val="0"/>
                 <w:color w:val="000000"/>
                 <w:sz w:val="19"/>
@@ -981,17 +927,14 @@
             <w:shd w:fill="FFFFFF"/>
           </w:tcPr>
           <w:p>
-            <w:pPr>
-              <w:spacing w:after="60" w:before="60"/>
-              <w:jc w:val="center"/>
-            </w:pPr>
             <w:r>
               <w:rPr>
+                <w:rFonts w:ascii="Arial" w:hAnsi="Arial"/>
                 <w:b w:val="0"/>
                 <w:color w:val="000000"/>
                 <w:sz w:val="19"/>
               </w:rPr>
-              <w:t>22 / 47</w:t>
+              <w:t>0 / 47</w:t>
             </w:r>
           </w:p>
         </w:tc>
@@ -1014,12 +957,9 @@
             <w:shd w:fill="FFFFFF"/>
           </w:tcPr>
           <w:p>
-            <w:pPr>
-              <w:spacing w:after="60" w:before="60"/>
-              <w:jc w:val="center"/>
-            </w:pPr>
             <w:r>
               <w:rPr>
+                <w:rFonts w:ascii="Arial" w:hAnsi="Arial"/>
                 <w:b w:val="0"/>
                 <w:color w:val="000000"/>
                 <w:sz w:val="19"/>
@@ -1047,17 +987,14 @@
             <w:shd w:fill="FFFFFF"/>
           </w:tcPr>
           <w:p>
-            <w:pPr>
-              <w:spacing w:after="60" w:before="60"/>
-              <w:jc w:val="center"/>
-            </w:pPr>
             <w:r>
               <w:rPr>
+                <w:rFonts w:ascii="Arial" w:hAnsi="Arial"/>
                 <w:b w:val="0"/>
                 <w:color w:val="000000"/>
                 <w:sz w:val="19"/>
               </w:rPr>
-              <w:t>36.7</w:t>
+              <w:t>30.0</w:t>
             </w:r>
           </w:p>
         </w:tc>
@@ -1085,11 +1022,9 @@
             <w:shd w:fill="F2F5F7"/>
           </w:tcPr>
           <w:p>
-            <w:pPr>
-              <w:spacing w:after="60" w:before="60"/>
-            </w:pPr>
             <w:r>
               <w:rPr>
+                <w:rFonts w:ascii="Arial" w:hAnsi="Arial"/>
                 <w:b w:val="0"/>
                 <w:color w:val="000000"/>
                 <w:sz w:val="19"/>
@@ -1117,12 +1052,9 @@
             <w:shd w:fill="F2F5F7"/>
           </w:tcPr>
           <w:p>
-            <w:pPr>
-              <w:spacing w:after="60" w:before="60"/>
-              <w:jc w:val="center"/>
-            </w:pPr>
             <w:r>
               <w:rPr>
+                <w:rFonts w:ascii="Arial" w:hAnsi="Arial"/>
                 <w:b w:val="0"/>
                 <w:color w:val="000000"/>
                 <w:sz w:val="19"/>
@@ -1150,12 +1082,9 @@
             <w:shd w:fill="F2F5F7"/>
           </w:tcPr>
           <w:p>
-            <w:pPr>
-              <w:spacing w:after="60" w:before="60"/>
-              <w:jc w:val="center"/>
-            </w:pPr>
             <w:r>
               <w:rPr>
+                <w:rFonts w:ascii="Arial" w:hAnsi="Arial"/>
                 <w:b w:val="0"/>
                 <w:color w:val="000000"/>
                 <w:sz w:val="19"/>
@@ -1183,12 +1112,9 @@
             <w:shd w:fill="F2F5F7"/>
           </w:tcPr>
           <w:p>
-            <w:pPr>
-              <w:spacing w:after="60" w:before="60"/>
-              <w:jc w:val="center"/>
-            </w:pPr>
             <w:r>
               <w:rPr>
+                <w:rFonts w:ascii="Arial" w:hAnsi="Arial"/>
                 <w:b w:val="0"/>
                 <w:color w:val="000000"/>
                 <w:sz w:val="19"/>
@@ -1221,11 +1147,9 @@
             <w:shd w:fill="FFFFFF"/>
           </w:tcPr>
           <w:p>
-            <w:pPr>
-              <w:spacing w:after="60" w:before="60"/>
-            </w:pPr>
             <w:r>
               <w:rPr>
+                <w:rFonts w:ascii="Arial" w:hAnsi="Arial"/>
                 <w:b w:val="0"/>
                 <w:color w:val="000000"/>
                 <w:sz w:val="19"/>
@@ -1253,12 +1177,9 @@
             <w:shd w:fill="FFFFFF"/>
           </w:tcPr>
           <w:p>
-            <w:pPr>
-              <w:spacing w:after="60" w:before="60"/>
-              <w:jc w:val="center"/>
-            </w:pPr>
             <w:r>
               <w:rPr>
+                <w:rFonts w:ascii="Arial" w:hAnsi="Arial"/>
                 <w:b w:val="0"/>
                 <w:color w:val="000000"/>
                 <w:sz w:val="19"/>
@@ -1286,12 +1207,9 @@
             <w:shd w:fill="FFFFFF"/>
           </w:tcPr>
           <w:p>
-            <w:pPr>
-              <w:spacing w:after="60" w:before="60"/>
-              <w:jc w:val="center"/>
-            </w:pPr>
             <w:r>
               <w:rPr>
+                <w:rFonts w:ascii="Arial" w:hAnsi="Arial"/>
                 <w:b w:val="0"/>
                 <w:color w:val="000000"/>
                 <w:sz w:val="19"/>
@@ -1319,12 +1237,9 @@
             <w:shd w:fill="FFFFFF"/>
           </w:tcPr>
           <w:p>
-            <w:pPr>
-              <w:spacing w:after="60" w:before="60"/>
-              <w:jc w:val="center"/>
-            </w:pPr>
             <w:r>
               <w:rPr>
+                <w:rFonts w:ascii="Arial" w:hAnsi="Arial"/>
                 <w:b w:val="0"/>
                 <w:color w:val="000000"/>
                 <w:sz w:val="19"/>
@@ -1342,7 +1257,7 @@
     </w:p>
     <w:p>
       <w:r>
-        <w:t>Extended total stocks assume that the measured lower-layer SOC concentration continues below 30 cm. Upper-only bedrock profiles retain no total. Upper-reference counts are Arable reference 48, Alley 24, Tree row 24.</w:t>
+        <w:t>For alley and tree rows, extended total stocks assume that the measured lower-layer SOC concentration continues below 30 cm. Arable profiles are not extended. Upper-only bedrock profiles retain no total. Upper-reference counts are Arable reference 48, Alley 24, Tree row 24.</w:t>
       </w:r>
     </w:p>
     <w:tbl>
@@ -1386,6 +1301,7 @@
             </w:pPr>
             <w:r>
               <w:rPr>
+                <w:rFonts w:ascii="Arial" w:hAnsi="Arial"/>
                 <w:b/>
                 <w:color w:val="FFFFFF"/>
                 <w:sz w:val="19"/>
@@ -1419,6 +1335,7 @@
             </w:pPr>
             <w:r>
               <w:rPr>
+                <w:rFonts w:ascii="Arial" w:hAnsi="Arial"/>
                 <w:b/>
                 <w:color w:val="FFFFFF"/>
                 <w:sz w:val="19"/>
@@ -1452,6 +1369,7 @@
             </w:pPr>
             <w:r>
               <w:rPr>
+                <w:rFonts w:ascii="Arial" w:hAnsi="Arial"/>
                 <w:b/>
                 <w:color w:val="FFFFFF"/>
                 <w:sz w:val="19"/>
@@ -1484,11 +1402,9 @@
             <w:shd w:fill="FFFFFF"/>
           </w:tcPr>
           <w:p>
-            <w:pPr>
-              <w:spacing w:after="60" w:before="60"/>
-            </w:pPr>
             <w:r>
               <w:rPr>
+                <w:rFonts w:ascii="Arial" w:hAnsi="Arial"/>
                 <w:b w:val="0"/>
                 <w:color w:val="000000"/>
                 <w:sz w:val="19"/>
@@ -1516,12 +1432,9 @@
             <w:shd w:fill="FFFFFF"/>
           </w:tcPr>
           <w:p>
-            <w:pPr>
-              <w:spacing w:after="60" w:before="60"/>
-              <w:jc w:val="center"/>
-            </w:pPr>
             <w:r>
               <w:rPr>
+                <w:rFonts w:ascii="Arial" w:hAnsi="Arial"/>
                 <w:b w:val="0"/>
                 <w:color w:val="000000"/>
                 <w:sz w:val="19"/>
@@ -1549,17 +1462,14 @@
             <w:shd w:fill="FFFFFF"/>
           </w:tcPr>
           <w:p>
-            <w:pPr>
-              <w:spacing w:after="60" w:before="60"/>
-              <w:jc w:val="center"/>
-            </w:pPr>
             <w:r>
               <w:rPr>
+                <w:rFonts w:ascii="Arial" w:hAnsi="Arial"/>
                 <w:b w:val="0"/>
                 <w:color w:val="000000"/>
                 <w:sz w:val="19"/>
               </w:rPr>
-              <w:t>2.05e-10</w:t>
+              <w:t>8.72e-10</w:t>
             </w:r>
           </w:p>
         </w:tc>
@@ -1587,11 +1497,9 @@
             <w:shd w:fill="F2F5F7"/>
           </w:tcPr>
           <w:p>
-            <w:pPr>
-              <w:spacing w:after="60" w:before="60"/>
-            </w:pPr>
             <w:r>
               <w:rPr>
+                <w:rFonts w:ascii="Arial" w:hAnsi="Arial"/>
                 <w:b w:val="0"/>
                 <w:color w:val="000000"/>
                 <w:sz w:val="19"/>
@@ -1619,12 +1527,9 @@
             <w:shd w:fill="F2F5F7"/>
           </w:tcPr>
           <w:p>
-            <w:pPr>
-              <w:spacing w:after="60" w:before="60"/>
-              <w:jc w:val="center"/>
-            </w:pPr>
             <w:r>
               <w:rPr>
+                <w:rFonts w:ascii="Arial" w:hAnsi="Arial"/>
                 <w:b w:val="0"/>
                 <w:color w:val="000000"/>
                 <w:sz w:val="19"/>
@@ -1652,17 +1557,14 @@
             <w:shd w:fill="F2F5F7"/>
           </w:tcPr>
           <w:p>
-            <w:pPr>
-              <w:spacing w:after="60" w:before="60"/>
-              <w:jc w:val="center"/>
-            </w:pPr>
             <w:r>
               <w:rPr>
+                <w:rFonts w:ascii="Arial" w:hAnsi="Arial"/>
                 <w:b w:val="0"/>
                 <w:color w:val="000000"/>
                 <w:sz w:val="19"/>
               </w:rPr>
-              <w:t>9.08e-13</w:t>
+              <w:t>3.78e-12</w:t>
             </w:r>
           </w:p>
         </w:tc>
@@ -1690,11 +1592,9 @@
             <w:shd w:fill="FFFFFF"/>
           </w:tcPr>
           <w:p>
-            <w:pPr>
-              <w:spacing w:after="60" w:before="60"/>
-            </w:pPr>
             <w:r>
               <w:rPr>
+                <w:rFonts w:ascii="Arial" w:hAnsi="Arial"/>
                 <w:b w:val="0"/>
                 <w:color w:val="000000"/>
                 <w:sz w:val="19"/>
@@ -1722,12 +1622,9 @@
             <w:shd w:fill="FFFFFF"/>
           </w:tcPr>
           <w:p>
-            <w:pPr>
-              <w:spacing w:after="60" w:before="60"/>
-              <w:jc w:val="center"/>
-            </w:pPr>
             <w:r>
               <w:rPr>
+                <w:rFonts w:ascii="Arial" w:hAnsi="Arial"/>
                 <w:b w:val="0"/>
                 <w:color w:val="000000"/>
                 <w:sz w:val="19"/>
@@ -1755,17 +1652,14 @@
             <w:shd w:fill="FFFFFF"/>
           </w:tcPr>
           <w:p>
-            <w:pPr>
-              <w:spacing w:after="60" w:before="60"/>
-              <w:jc w:val="center"/>
-            </w:pPr>
             <w:r>
               <w:rPr>
+                <w:rFonts w:ascii="Arial" w:hAnsi="Arial"/>
                 <w:b w:val="0"/>
                 <w:color w:val="000000"/>
                 <w:sz w:val="19"/>
               </w:rPr>
-              <w:t>0.449</w:t>
+              <w:t>0.434</w:t>
             </w:r>
           </w:p>
         </w:tc>
@@ -1793,11 +1687,9 @@
             <w:shd w:fill="F2F5F7"/>
           </w:tcPr>
           <w:p>
-            <w:pPr>
-              <w:spacing w:after="60" w:before="60"/>
-            </w:pPr>
             <w:r>
               <w:rPr>
+                <w:rFonts w:ascii="Arial" w:hAnsi="Arial"/>
                 <w:b w:val="0"/>
                 <w:color w:val="000000"/>
                 <w:sz w:val="19"/>
@@ -1825,12 +1717,9 @@
             <w:shd w:fill="F2F5F7"/>
           </w:tcPr>
           <w:p>
-            <w:pPr>
-              <w:spacing w:after="60" w:before="60"/>
-              <w:jc w:val="center"/>
-            </w:pPr>
             <w:r>
               <w:rPr>
+                <w:rFonts w:ascii="Arial" w:hAnsi="Arial"/>
                 <w:b w:val="0"/>
                 <w:color w:val="000000"/>
                 <w:sz w:val="19"/>
@@ -1858,17 +1747,14 @@
             <w:shd w:fill="F2F5F7"/>
           </w:tcPr>
           <w:p>
-            <w:pPr>
-              <w:spacing w:after="60" w:before="60"/>
-              <w:jc w:val="center"/>
-            </w:pPr>
             <w:r>
               <w:rPr>
+                <w:rFonts w:ascii="Arial" w:hAnsi="Arial"/>
                 <w:b w:val="0"/>
                 <w:color w:val="000000"/>
                 <w:sz w:val="19"/>
               </w:rPr>
-              <w:t>0.0451</w:t>
+              <w:t>0.0714</w:t>
             </w:r>
           </w:p>
         </w:tc>
@@ -1896,11 +1782,9 @@
             <w:shd w:fill="FFFFFF"/>
           </w:tcPr>
           <w:p>
-            <w:pPr>
-              <w:spacing w:after="60" w:before="60"/>
-            </w:pPr>
             <w:r>
               <w:rPr>
+                <w:rFonts w:ascii="Arial" w:hAnsi="Arial"/>
                 <w:b w:val="0"/>
                 <w:color w:val="000000"/>
                 <w:sz w:val="19"/>
@@ -1928,12 +1812,9 @@
             <w:shd w:fill="FFFFFF"/>
           </w:tcPr>
           <w:p>
-            <w:pPr>
-              <w:spacing w:after="60" w:before="60"/>
-              <w:jc w:val="center"/>
-            </w:pPr>
             <w:r>
               <w:rPr>
+                <w:rFonts w:ascii="Arial" w:hAnsi="Arial"/>
                 <w:b w:val="0"/>
                 <w:color w:val="000000"/>
                 <w:sz w:val="19"/>
@@ -1961,17 +1842,14 @@
             <w:shd w:fill="FFFFFF"/>
           </w:tcPr>
           <w:p>
-            <w:pPr>
-              <w:spacing w:after="60" w:before="60"/>
-              <w:jc w:val="center"/>
-            </w:pPr>
             <w:r>
               <w:rPr>
+                <w:rFonts w:ascii="Arial" w:hAnsi="Arial"/>
                 <w:b w:val="0"/>
                 <w:color w:val="000000"/>
                 <w:sz w:val="19"/>
               </w:rPr>
-              <w:t>0.000231</w:t>
+              <w:t>0.000627</w:t>
             </w:r>
           </w:p>
         </w:tc>
@@ -1999,11 +1877,9 @@
             <w:shd w:fill="F2F5F7"/>
           </w:tcPr>
           <w:p>
-            <w:pPr>
-              <w:spacing w:after="60" w:before="60"/>
-            </w:pPr>
             <w:r>
               <w:rPr>
+                <w:rFonts w:ascii="Arial" w:hAnsi="Arial"/>
                 <w:b w:val="0"/>
                 <w:color w:val="000000"/>
                 <w:sz w:val="19"/>
@@ -2031,12 +1907,9 @@
             <w:shd w:fill="F2F5F7"/>
           </w:tcPr>
           <w:p>
-            <w:pPr>
-              <w:spacing w:after="60" w:before="60"/>
-              <w:jc w:val="center"/>
-            </w:pPr>
             <w:r>
               <w:rPr>
+                <w:rFonts w:ascii="Arial" w:hAnsi="Arial"/>
                 <w:b w:val="0"/>
                 <w:color w:val="000000"/>
                 <w:sz w:val="19"/>
@@ -2064,17 +1937,14 @@
             <w:shd w:fill="F2F5F7"/>
           </w:tcPr>
           <w:p>
-            <w:pPr>
-              <w:spacing w:after="60" w:before="60"/>
-              <w:jc w:val="center"/>
-            </w:pPr>
             <w:r>
               <w:rPr>
+                <w:rFonts w:ascii="Arial" w:hAnsi="Arial"/>
                 <w:b w:val="0"/>
                 <w:color w:val="000000"/>
                 <w:sz w:val="19"/>
               </w:rPr>
-              <w:t>0.0986</w:t>
+              <w:t>0.111</w:t>
             </w:r>
           </w:p>
         </w:tc>
@@ -2087,12 +1957,12 @@
     </w:p>
     <w:p>
       <w:r>
-        <w:t>ESM letters at 0-15 cm reference mass depth: a, b, b in arable, alley and tree-row order.</w:t>
+        <w:t>Comparison letters at 0-15 cm reference mass depth: a, b, b in arable, alley and tree-row order.</w:t>
       </w:r>
     </w:p>
     <w:p>
       <w:r>
-        <w:t>ESM letters at 15-30 cm reference mass depth: a, b, b in arable, alley and tree-row order.</w:t>
+        <w:t>Comparison letters at 15-30 cm reference mass depth: a, ab, b in arable, alley and tree-row order.</w:t>
       </w:r>
     </w:p>
     <w:p>
@@ -2100,7 +1970,7 @@
         <w:pStyle w:val="Heading1"/>
       </w:pPr>
       <w:r>
-        <w:t>SOC stocks in equivalent soil mass intervals</w:t>
+        <w:t>SOC stocks by land cover</w:t>
       </w:r>
     </w:p>
     <w:p>
@@ -2148,7 +2018,7 @@
         <w:pStyle w:val="Caption"/>
       </w:pPr>
       <w:r>
-        <w:t>Figure 1 Equivalent-soil-mass (ESM) soil organic carbon (SOC) stocks for the upper reference mass and lower reference-mass increment, defined by mean arable soil masses at 0 to 15 cm and 15 to 30 cm. These are reference mass intervals; physical depths vary among profiles. Boxes show medians and interquartile ranges, whiskers extend to the most extreme values within 1.5 times the interquartile range, and points show individual profiles. Letters compare land covers separately within each mass interval using two-sided Dunn tests with Benjamini-Hochberg adjustment across three pairs at p &lt; 0.05. Shared letters indicate no detected difference, rather than equivalence. Tests are exploratory and assume independent profiles.</w:t>
+        <w:t>Figure 1 SOC stocks in arable reference, alley and tree-row profiles. Arable stocks are measured at fixed depths of 0 to 15 cm and 15 to 30 cm. Alley and tree-row stocks are ESM corrected to the corresponding mean arable soil masses; their physical depths can differ. Boxes show medians and interquartile ranges, whiskers extend to observations within 1.5 times the interquartile range, and points show individual profiles. Letters compare land covers separately within each panel using two-sided Dunn tests with BH adjustment across three pairs, p &lt; 0.05. Shared letters indicate no detected difference. Tests assume independent cores and remain exploratory.</w:t>
       </w:r>
     </w:p>
     <w:p>
@@ -2730,7 +2600,7 @@
     </w:p>
     <w:p>
       <w:r>
-        <w:t>Fixed-depth stocks, depth comparisons and the measured 0 to 30 cm figure are available separately as soc_profile_summary, soc_stock_depth_dunn_BH, soc_stock_by_depth and soc_stock_0_30. The primary total ESM table is soc_ESM_total_summary.</w:t>
+        <w:t>Fixed-depth stocks, depth comparisons and the measured 0 to 30 cm figure are available separately as soc_profile_summary, soc_stock_depth_dunn_BH, soc_stock_by_depth and soc_stock_0_30. The primary total comparison table is soc_stock_comparison_total_summary, with stock_basis identifying fixed-depth arable and ESM agroforestry values.</w:t>
       </w:r>
     </w:p>
     <w:p>
@@ -2813,6 +2683,16 @@
       </w:pPr>
       <w:r>
         <w:t>Open decisions</w:t>
+      </w:r>
+    </w:p>
+    <w:p>
+      <w:r>
+        <w:t>Comparison diagnostics: distributions, group spreads and leave-one-core-out sensitivity are saved in results/checks. Seven of 564 leave-one-out pairwise comparisons changed their p &lt; 0.05 classification. This sensitivity and the unreplicated field/row-band design limit inferential claims; reported tests compare sampled-core ranks.</w:t>
+      </w:r>
+    </w:p>
+    <w:p>
+      <w:r>
+        <w:t>Measurement-basis check still open: this revision changes arable FD versus agroforestry ESM handling only. The supplied fine-BD volume denominator and any resulting coarse-fragment correction must be confirmed before final manuscript stock estimates. Sequestration and upscaling were recalculated on 27 October 2026 using the fixed-depth arable baseline. See notes 06 and 05; the tree-row rate is reported as mean and profile SD.</w:t>
       </w:r>
     </w:p>
     <w:p>
